--- a/HabProcessPaper/1_methods.docx
+++ b/HabProcessPaper/1_methods.docx
@@ -1287,7 +1287,79 @@
         <w:t xml:space="preserve"> </w:t>
       </w:r>
       <w:r>
-        <w:t xml:space="preserve">stage of the population cycle to be adults. To incorporate the life cycle into the stricture calculations, regeneration (germination or sprouting) requires the presence of adults to provide seeds or stems and recruitment requires successful regeneration to provide the initial stock of growing seedlings. Conceptually, new adult recruitment would require these seedlings. However, due to the short data availability relative to adult persistence and the simplicity of the model, we do not create a fully-dynamic population model. Instead, we interpret the outcome of the adults-regeneration-recruitment sequence as favourable conditions for recruitment to the persistent adult stage.</w:t>
+        <w:t xml:space="preserve">stage of the population cycle to be adults. To incorporate the life cycle into the stricture calculations, regeneration (germination or sprouting) requires the presence of adults to provide seeds or stems and recruitment requires successful regeneration to provide the initial stock of growing seedlings. Conceptually, new adult recruitment would require these seedlings. However, due to the short data availability relative to adult persistence and the simplicity of the model, we do not create a fully-dynamic population model. Instead, we interpret the outcome of the adults-regeneration-recruitment sequence as favourable conditions for recruitment to the persistent adult stage. For clarity, throughout the results we use different names for the stages when considered independently or in sequence, with</w:t>
+      </w:r>
+      <w:r>
+        <w:t xml:space="preserve"> </w:t>
+      </w:r>
+      <w:r>
+        <w:t xml:space="preserve">‘</w:t>
+      </w:r>
+      <w:r>
+        <w:t xml:space="preserve">Germination</w:t>
+      </w:r>
+      <w:r>
+        <w:t xml:space="preserve">’</w:t>
+      </w:r>
+      <w:r>
+        <w:t xml:space="preserve"> </w:t>
+      </w:r>
+      <w:r>
+        <w:t xml:space="preserve">used for the independent germination and sprouting stage and</w:t>
+      </w:r>
+      <w:r>
+        <w:t xml:space="preserve"> </w:t>
+      </w:r>
+      <w:r>
+        <w:t xml:space="preserve">‘</w:t>
+      </w:r>
+      <w:r>
+        <w:t xml:space="preserve">Seedling</w:t>
+      </w:r>
+      <w:r>
+        <w:t xml:space="preserve">’</w:t>
+      </w:r>
+      <w:r>
+        <w:t xml:space="preserve"> </w:t>
+      </w:r>
+      <w:r>
+        <w:t xml:space="preserve">for independent seedling survival, while</w:t>
+      </w:r>
+      <w:r>
+        <w:t xml:space="preserve"> </w:t>
+      </w:r>
+      <w:r>
+        <w:t xml:space="preserve">‘</w:t>
+      </w:r>
+      <w:r>
+        <w:t xml:space="preserve">Regeneration</w:t>
+      </w:r>
+      <w:r>
+        <w:t xml:space="preserve">’</w:t>
+      </w:r>
+      <w:r>
+        <w:t xml:space="preserve"> </w:t>
+      </w:r>
+      <w:r>
+        <w:t xml:space="preserve">and</w:t>
+      </w:r>
+      <w:r>
+        <w:t xml:space="preserve"> </w:t>
+      </w:r>
+      <w:r>
+        <w:t xml:space="preserve">‘</w:t>
+      </w:r>
+      <w:r>
+        <w:t xml:space="preserve">Recruitment</w:t>
+      </w:r>
+      <w:r>
+        <w:t xml:space="preserve">’</w:t>
+      </w:r>
+      <w:r>
+        <w:t xml:space="preserve"> </w:t>
+      </w:r>
+      <w:r>
+        <w:t xml:space="preserve">are used for germination with preceding adult favourability and seedling survival with preceding regeneration favourability, respectively.</w:t>
       </w:r>
     </w:p>
     <w:p>
